--- a/submission/bmc_medical_genomics_2026-05-01/TABLE1_CROSS_COHORT_EVIDENCE_DRAFT.docx
+++ b/submission/bmc_medical_genomics_2026-05-01/TABLE1_CROSS_COHORT_EVIDENCE_DRAFT.docx
@@ -457,7 +457,7 @@
                 <w:b w:val="0"/>
                 <w:sz w:val="16"/>
               </w:rPr>
-              <w:t>Second spatial validation</w:t>
+              <w:t>Spatial organization</w:t>
             </w:r>
           </w:p>
         </w:tc>
@@ -483,7 +483,139 @@
                 <w:b w:val="0"/>
                 <w:sz w:val="16"/>
               </w:rPr>
-              <w:t>Fig. 6</w:t>
+              <w:t>Fig. 3</w:t>
+            </w:r>
+          </w:p>
+        </w:tc>
+        <w:tc>
+          <w:tcPr>
+            <w:tcW w:type="dxa" w:w="2808"/>
+            <w:vAlign w:val="center"/>
+            <w:tcMar>
+              <w:top w:w="100" w:type="dxa"/>
+              <w:start w:w="100" w:type="dxa"/>
+              <w:bottom w:w="100" w:type="dxa"/>
+              <w:end w:w="100" w:type="dxa"/>
+            </w:tcMar>
+          </w:tcPr>
+          <w:p>
+            <w:pPr>
+              <w:spacing w:after="0" w:line="252" w:lineRule="auto"/>
+              <w:jc w:val="left"/>
+            </w:pPr>
+            <w:r>
+              <w:rPr>
+                <w:rFonts w:ascii="Arial" w:hAnsi="Arial"/>
+                <w:b w:val="0"/>
+                <w:sz w:val="16"/>
+              </w:rPr>
+              <w:t>GSE269875, spot-level spatial grids</w:t>
+            </w:r>
+          </w:p>
+        </w:tc>
+        <w:tc>
+          <w:tcPr>
+            <w:tcW w:type="dxa" w:w="5040"/>
+            <w:vAlign w:val="center"/>
+            <w:tcMar>
+              <w:top w:w="100" w:type="dxa"/>
+              <w:start w:w="100" w:type="dxa"/>
+              <w:bottom w:w="100" w:type="dxa"/>
+              <w:end w:w="100" w:type="dxa"/>
+            </w:tcMar>
+          </w:tcPr>
+          <w:p>
+            <w:pPr>
+              <w:spacing w:after="0" w:line="252" w:lineRule="auto"/>
+              <w:jc w:val="left"/>
+            </w:pPr>
+            <w:r>
+              <w:rPr>
+                <w:rFonts w:ascii="Arial" w:hAnsi="Arial"/>
+                <w:b w:val="0"/>
+                <w:sz w:val="16"/>
+              </w:rPr>
+              <w:t>Plasma-secretory Moran's I significant in 9 of 9 samples; median Moran's I 0.477; non-overlapping neighbor-program analysis</w:t>
+            </w:r>
+          </w:p>
+        </w:tc>
+        <w:tc>
+          <w:tcPr>
+            <w:tcW w:type="dxa" w:w="3384"/>
+            <w:vAlign w:val="center"/>
+            <w:tcMar>
+              <w:top w:w="100" w:type="dxa"/>
+              <w:start w:w="100" w:type="dxa"/>
+              <w:bottom w:w="100" w:type="dxa"/>
+              <w:end w:w="100" w:type="dxa"/>
+            </w:tcMar>
+          </w:tcPr>
+          <w:p>
+            <w:pPr>
+              <w:spacing w:after="0" w:line="252" w:lineRule="auto"/>
+              <w:jc w:val="left"/>
+            </w:pPr>
+            <w:r>
+              <w:rPr>
+                <w:rFonts w:ascii="Arial" w:hAnsi="Arial"/>
+                <w:b w:val="0"/>
+                <w:sz w:val="16"/>
+              </w:rPr>
+              <w:t>Exploratory spatial clustering and neighborhood support</w:t>
+            </w:r>
+          </w:p>
+        </w:tc>
+      </w:tr>
+      <w:tr>
+        <w:tc>
+          <w:tcPr>
+            <w:tcW w:type="dxa" w:w="1944"/>
+            <w:vAlign w:val="center"/>
+            <w:tcMar>
+              <w:top w:w="100" w:type="dxa"/>
+              <w:start w:w="100" w:type="dxa"/>
+              <w:bottom w:w="100" w:type="dxa"/>
+              <w:end w:w="100" w:type="dxa"/>
+            </w:tcMar>
+          </w:tcPr>
+          <w:p>
+            <w:pPr>
+              <w:spacing w:after="0" w:line="252" w:lineRule="auto"/>
+              <w:jc w:val="left"/>
+            </w:pPr>
+            <w:r>
+              <w:rPr>
+                <w:rFonts w:ascii="Arial" w:hAnsi="Arial"/>
+                <w:b w:val="0"/>
+                <w:sz w:val="16"/>
+              </w:rPr>
+              <w:t>Second spatial reproducibility</w:t>
+            </w:r>
+          </w:p>
+        </w:tc>
+        <w:tc>
+          <w:tcPr>
+            <w:tcW w:type="dxa" w:w="1007"/>
+            <w:vAlign w:val="center"/>
+            <w:tcMar>
+              <w:top w:w="100" w:type="dxa"/>
+              <w:start w:w="100" w:type="dxa"/>
+              <w:bottom w:w="100" w:type="dxa"/>
+              <w:end w:w="100" w:type="dxa"/>
+            </w:tcMar>
+          </w:tcPr>
+          <w:p>
+            <w:pPr>
+              <w:spacing w:after="0" w:line="252" w:lineRule="auto"/>
+              <w:jc w:val="center"/>
+            </w:pPr>
+            <w:r>
+              <w:rPr>
+                <w:rFonts w:ascii="Arial" w:hAnsi="Arial"/>
+                <w:b w:val="0"/>
+                <w:sz w:val="16"/>
+              </w:rPr>
+              <w:t>Fig. 4</w:t>
             </w:r>
           </w:p>
         </w:tc>
@@ -561,7 +693,7 @@
                 <w:b w:val="0"/>
                 <w:sz w:val="16"/>
               </w:rPr>
-              <w:t>Program-level spatial validation</w:t>
+              <w:t>Program-level spatial reproducibility</w:t>
             </w:r>
           </w:p>
         </w:tc>
@@ -615,7 +747,7 @@
                 <w:b w:val="0"/>
                 <w:sz w:val="16"/>
               </w:rPr>
-              <w:t>Fig. 3</w:t>
+              <w:t>Fig. 5</w:t>
             </w:r>
           </w:p>
         </w:tc>
@@ -641,7 +773,7 @@
                 <w:b w:val="0"/>
                 <w:sz w:val="16"/>
               </w:rPr>
-              <w:t>GSE271107, 8007 cells</w:t>
+              <w:t>GSE271107, 127,528 post-QC cells</w:t>
             </w:r>
           </w:p>
         </w:tc>
@@ -667,7 +799,7 @@
                 <w:b w:val="0"/>
                 <w:sz w:val="16"/>
               </w:rPr>
-              <w:t>TXNDC5 detected in 94.86% of marker-inferred plasma-cell observations</w:t>
+              <w:t>TXNDC5 detected in 96.44% of 8,007 marker-inferred plasma cells on a cell-weighted basis</w:t>
             </w:r>
           </w:p>
         </w:tc>
@@ -693,7 +825,7 @@
                 <w:b w:val="0"/>
                 <w:sz w:val="16"/>
               </w:rPr>
-              <w:t>Localization support</w:t>
+              <w:t>Plasma-cell compartment localization</w:t>
             </w:r>
           </w:p>
         </w:tc>
@@ -747,7 +879,7 @@
                 <w:b w:val="0"/>
                 <w:sz w:val="16"/>
               </w:rPr>
-              <w:t>Fig. 4</w:t>
+              <w:t>Fig. 6</w:t>
             </w:r>
           </w:p>
         </w:tc>
@@ -879,7 +1011,7 @@
                 <w:b w:val="0"/>
                 <w:sz w:val="16"/>
               </w:rPr>
-              <w:t>Fig. 5</w:t>
+              <w:t>Fig. 7</w:t>
             </w:r>
           </w:p>
         </w:tc>
@@ -1011,7 +1143,7 @@
                 <w:b w:val="0"/>
                 <w:sz w:val="16"/>
               </w:rPr>
-              <w:t>Fig. 5</w:t>
+              <w:t>Fig. 7</w:t>
             </w:r>
           </w:p>
         </w:tc>
@@ -1117,7 +1249,7 @@
                 <w:b w:val="0"/>
                 <w:sz w:val="16"/>
               </w:rPr>
-              <w:t>Adjusted models</w:t>
+              <w:t>Adjusted and sensitivity models</w:t>
             </w:r>
           </w:p>
         </w:tc>
@@ -1143,7 +1275,7 @@
                 <w:b w:val="0"/>
                 <w:sz w:val="16"/>
               </w:rPr>
-              <w:t>Fig. 5</w:t>
+              <w:t>Fig. 8</w:t>
             </w:r>
           </w:p>
         </w:tc>
@@ -1169,7 +1301,7 @@
                 <w:b w:val="0"/>
                 <w:sz w:val="16"/>
               </w:rPr>
-              <w:t>660 complete cases</w:t>
+              <w:t>660 basic complete cases; 613 PR/proliferation complete cases</w:t>
             </w:r>
           </w:p>
         </w:tc>
@@ -1195,7 +1327,7 @@
                 <w:b w:val="0"/>
                 <w:sz w:val="16"/>
               </w:rPr>
-              <w:t>OS HR 1.460 per 1-SD plasma-secretory score after age, sex, ISS, and 1q21 adjustment</w:t>
+              <w:t>Basic OS HR 1.460 after age, sex, ISS, and 1q21 adjustment; attenuated after PR/proliferation adjustment</w:t>
             </w:r>
           </w:p>
         </w:tc>
@@ -1221,7 +1353,7 @@
                 <w:b w:val="0"/>
                 <w:sz w:val="16"/>
               </w:rPr>
-              <w:t>Covariate-adjusted association</w:t>
+              <w:t>Molecular-risk-context association, not independent biomarker evidence</w:t>
             </w:r>
           </w:p>
         </w:tc>
@@ -1236,7 +1368,7 @@
           <w:rFonts w:ascii="Arial" w:hAnsi="Arial"/>
           <w:sz w:val="17"/>
         </w:rPr>
-        <w:t>Note: Table 1 is intended as a main manuscript table. It may be uploaded as a separate editable table file or inserted near the end of the manuscript after final journal formatting decisions.</w:t>
+        <w:t>Note: Table 1 is intended as a main manuscript table. Claim boundaries are deliberately conservative because the analysis does not complete R-ISS, PFS, treatment-response, or prospective clinical-utility validation.</w:t>
       </w:r>
     </w:p>
     <w:sectPr>
